--- a/src/Apps/CZ/CoreLocalizationPack/app/Src/Reports/SalesQuoteEmail.docx
+++ b/src/Apps/CZ/CoreLocalizationPack/app/Src/Reports/SalesQuoteEmail.docx
@@ -1963,329 +1963,208 @@
 </a:theme>
 </file>
 
-<file path=customXml/item1.xml>��< ? x m l   v e r s i o n = " 1 . 0 "   e n c o d i n g = " u t f - 1 6 " ? > - 
- < N a v W o r d R e p o r t X m l P a r t   x m l n s = " u r n : m i c r o s o f t - d y n a m i c s - n a v / r e p o r t s / S a l e s _ Q u o t e _ C Z L / 3 1 1 8 6 / " > - 
-     < B C R e p o r t I n f o r m a t i o n > - 
-         < R e p o r t M e t a d a t a > - 
-             < E x t e n s i o n I d > E x t e n s i o n   I D < / E x t e n s i o n I d > - 
-             < E x t e n s i o n N a m e > E x t e n s i o n   N a m e < / E x t e n s i o n N a m e > - 
-             < E x t e n s i o n P u b l i s h e r > E x t e n s i o n   P u b l i s h e r < / E x t e n s i o n P u b l i s h e r > - 
-             < E x t e n s i o n V e r s i o n > E x t e n s i o n   V e r s i o n < / E x t e n s i o n V e r s i o n > - 
-             < R e p o r t I d > R e p o r t   I D < / R e p o r t I d > - 
-             < R e p o r t N a m e > R e p o r t   N a m e < / R e p o r t N a m e > - 
-             < A b o u t T h i s R e p o r t T i t l e > A b o u t   T h i s   R e p o r t   T i t l e < / A b o u t T h i s R e p o r t T i t l e > - 
-             < A b o u t T h i s R e p o r t T e x t > A b o u t   T h i s   R e p o r t   T e x t < / A b o u t T h i s R e p o r t T e x t > - 
-             < R e p o r t H e l p L i n k > R e p o r t   H e l p   L i n k < / R e p o r t H e l p L i n k > - 
-         < / R e p o r t M e t a d a t a > - 
-         < R e p o r t R e q u e s t > - 
-             < T e n a n t E n t r a I d > T e n a n t   E n t r a   I d < / T e n a n t E n t r a I d > - 
-             < E n v i r o n m e n t N a m e > E n v i r o n m e n t   N a m e < / E n v i r o n m e n t N a m e > - 
-             < E n v i r o n m e n t T y p e > E n v i r o n m e n t   T y p e < / E n v i r o n m e n t T y p e > - 
-             < C o m p a n y N a m e > C o m p a n y   N a m e < / C o m p a n y N a m e > - 
-             < C o m p a n y D i s p l a y N a m e > C o m p a n y   D i s p l a y   N a m e < / C o m p a n y D i s p l a y N a m e > - 
-             < C o m p a n y I d > C o m p a n y   I D < / C o m p a n y I d > - 
-             < U s e r N a m e > U s e r   N a m e < / U s e r N a m e > - 
-             < D a t e A n d T i m e > D a t e   a n d   T i m e < / D a t e A n d T i m e > - 
-             < L a n g u a g e > L a n g u a g e < / L a n g u a g e > - 
-             < F o r m a t R e g i o n > F o r m a t   R e g i o n < / F o r m a t R e g i o n > - 
-             < D a t e T i m e V a l u e s > - 
-                 < Y e a r > Y e a r < / Y e a r > - 
-                 < M o n t h N u m b e r > M o n t h   N u m b e r < / M o n t h N u m b e r > - 
-                 < D a y N u m b e r > D a y   N u m b e r < / D a y N u m b e r > - 
-                 < H o u r > H o u r < / H o u r > - 
-                 < M i n u t e > M i n u t e < / M i n u t e > - 
-             < / D a t e T i m e V a l u e s > - 
-         < / R e p o r t R e q u e s t > - 
-     < / B C R e p o r t I n f o r m a t i o n > - 
-     < C o m p a n y _ I n f o r m a t i o n > - 
-         < C o m p a n y A d d r 1 > C o m p a n y A d d r 1 < / C o m p a n y A d d r 1 > - 
-         < C o m p a n y A d d r 2 > C o m p a n y A d d r 2 < / C o m p a n y A d d r 2 > - 
-         < C o m p a n y A d d r 3 > C o m p a n y A d d r 3 < / C o m p a n y A d d r 3 > - 
-         < C o m p a n y A d d r 4 > C o m p a n y A d d r 4 < / C o m p a n y A d d r 4 > - 
-         < C o m p a n y A d d r 5 > C o m p a n y A d d r 5 < / C o m p a n y A d d r 5 > - 
-         < C o m p a n y A d d r 6 > C o m p a n y A d d r 6 < / C o m p a n y A d d r 6 > - 
-         < H o m e P a g e _ C o m p a n y I n f o r m a t i o n > H o m e P a g e _ C o m p a n y I n f o r m a t i o n < / H o m e P a g e _ C o m p a n y I n f o r m a t i o n > - 
-         < P i c t u r e _ C o m p a n y I n f o r m a t i o n   / > - 
-         < R e g i s t r a t i o n N o _ C o m p a n y I n f o r m a t i o n > R e g i s t r a t i o n N o _ C o m p a n y I n f o r m a t i o n < / R e g i s t r a t i o n N o _ C o m p a n y I n f o r m a t i o n > - 
-         < V A T R e g i s t r a t i o n N o _ C o m p a n y I n f o r m a t i o n > V A T R e g i s t r a t i o n N o _ C o m p a n y I n f o r m a t i o n < / V A T R e g i s t r a t i o n N o _ C o m p a n y I n f o r m a t i o n > - 
-         < S a l e s _ _ x 0 0 2 6 _ _ R e c e i v a b l e s _ S e t u p > - 
-             < L o g o P o s i t i o n o n D o c u m e n t s _ S a l e s R e c e i v a b l e s S e t u p > L o g o P o s i t i o n o n D o c u m e n t s _ S a l e s R e c e i v a b l e s S e t u p < / L o g o P o s i t i o n o n D o c u m e n t s _ S a l e s R e c e i v a b l e s S e t u p > - 
-             < G e n e r a l _ L e d g e r _ S e t u p > - 
-                 < L C Y C o d e _ G e n e r a l L e d g e r S e t u p > L C Y C o d e _ G e n e r a l L e d g e r S e t u p < / L C Y C o d e _ G e n e r a l L e d g e r S e t u p > - 
-             < / G e n e r a l _ L e d g e r _ S e t u p > - 
-         < / S a l e s _ _ x 0 0 2 6 _ _ R e c e i v a b l e s _ S e t u p > - 
-     < / C o m p a n y _ I n f o r m a t i o n > - 
-     < S a l e s _ H e a d e r > - 
-         < A m o u n t I n c l u d i n g V A T _ S a l e s H e a d e r > A m o u n t I n c l u d i n g V A T _ S a l e s H e a d e r < / A m o u n t I n c l u d i n g V A T _ S a l e s H e a d e r > - 
-         < A m o u n t I n c l u d i n g V A T _ S a l e s H e a d e r C a p t i o n > A m o u n t I n c l u d i n g V A T _ S a l e s H e a d e r C a p t i o n < / A m o u n t I n c l u d i n g V A T _ S a l e s H e a d e r C a p t i o n > - 
-         < A m o u n t _ S a l e s H e a d e r > A m o u n t _ S a l e s H e a d e r < / A m o u n t _ S a l e s H e a d e r > - 
-         < A m o u n t _ S a l e s H e a d e r C a p t i o n > A m o u n t _ S a l e s H e a d e r C a p t i o n < / A m o u n t _ S a l e s H e a d e r C a p t i o n > - 
-         < B a n k A c c o u n t N o _ S a l e s H e a d e r > B a n k A c c o u n t N o _ S a l e s H e a d e r < / B a n k A c c o u n t N o _ S a l e s H e a d e r > - 
-         < B a n k A c c o u n t N o _ S a l e s H e a d e r C a p t i o n > B a n k A c c o u n t N o _ S a l e s H e a d e r C a p t i o n < / B a n k A c c o u n t N o _ S a l e s H e a d e r C a p t i o n > - 
-         < B I C _ S a l e s H e a d e r > B I C _ S a l e s H e a d e r < / B I C _ S a l e s H e a d e r > - 
-         < B I C _ S a l e s H e a d e r C a p t i o n > B I C _ S a l e s H e a d e r C a p t i o n < / B I C _ S a l e s H e a d e r C a p t i o n > - 
-         < B o d y L b l > B o d y L b l < / B o d y L b l > - 
-         < C l o s i n g L b l > C l o s i n g L b l < / C l o s i n g L b l > - 
-         < C o m p a n y A d d r e s s 1 > C o m p a n y A d d r e s s 1 < / C o m p a n y A d d r e s s 1 > - 
-         < C o m p a n y A d d r e s s 2 > C o m p a n y A d d r e s s 2 < / C o m p a n y A d d r e s s 2 > - 
-         < C o m p a n y A d d r e s s 3 > C o m p a n y A d d r e s s 3 < / C o m p a n y A d d r e s s 3 > - 
-         < C o m p a n y A d d r e s s 4 > C o m p a n y A d d r e s s 4 < / C o m p a n y A d d r e s s 4 > - 
-         < C o m p a n y A d d r e s s 5 > C o m p a n y A d d r e s s 5 < / C o m p a n y A d d r e s s 5 > - 
-         < C o m p a n y A d d r e s s 6 > C o m p a n y A d d r e s s 6 < / C o m p a n y A d d r e s s 6 > - 
-         < C o p y L b l > C o p y L b l < / C o p y L b l > - 
-         < C r e a t o r L b l > C r e a t o r L b l < / C r e a t o r L b l > - 
-         < C u r r e n c y C o d e _ S a l e s H e a d e r > C u r r e n c y C o d e _ S a l e s H e a d e r < / C u r r e n c y C o d e _ S a l e s H e a d e r > - 
-         < C u s t A d d r 1 > C u s t A d d r 1 < / C u s t A d d r 1 > - 
-         < C u s t A d d r 2 > C u s t A d d r 2 < / C u s t A d d r 2 > - 
-         < C u s t A d d r 3 > C u s t A d d r 3 < / C u s t A d d r 3 > - 
-         < C u s t A d d r 4 > C u s t A d d r 4 < / C u s t A d d r 4 > - 
-         < C u s t A d d r 5 > C u s t A d d r 5 < / C u s t A d d r 5 > - 
-         < C u s t A d d r 6 > C u s t A d d r 6 < / C u s t A d d r 6 > - 
-         < C u s t o m e r L b l > C u s t o m e r L b l < / C u s t o m e r L b l > - 
-         < D i s c P e r c e n t L b l > D i s c P e r c e n t L b l < / D i s c P e r c e n t L b l > - 
-         < D o c F o o t e r T e x t > D o c F o o t e r T e x t < / D o c F o o t e r T e x t > - 
-         < D o c u m e n t L b l > D o c u m e n t L b l < / D o c u m e n t L b l > - 
-         < D o c u m e n t N o L b l > D o c u m e n t N o L b l < / D o c u m e n t N o L b l > - 
-         < F o r m a t t e d _ A m o u n t I n c l u d i n g V A T _ S a l e s H e a d e r > F o r m a t t e d _ A m o u n t I n c l u d i n g V A T _ S a l e s H e a d e r < / F o r m a t t e d _ A m o u n t I n c l u d i n g V A T _ S a l e s H e a d e r > - 
-         < F o r m a t t e d _ A m o u n t _ S a l e s H e a d e r > F o r m a t t e d _ A m o u n t _ S a l e s H e a d e r < / F o r m a t t e d _ A m o u n t _ S a l e s H e a d e r > - 
-         < G r e e t i n g L b l > G r e e t i n g L b l < / G r e e t i n g L b l > - 
-         < I B A N _ S a l e s H e a d e r > I B A N _ S a l e s H e a d e r < / I B A N _ S a l e s H e a d e r > - 
-         < I B A N _ S a l e s H e a d e r C a p t i o n > I B A N _ S a l e s H e a d e r C a p t i o n < / I B A N _ S a l e s H e a d e r C a p t i o n > - 
-         < N o _ S a l e s H e a d e r > N o _ S a l e s H e a d e r < / N o _ S a l e s H e a d e r > - 
-         < O r d e r D a t e _ S a l e s H e a d e r > O r d e r D a t e _ S a l e s H e a d e r < / O r d e r D a t e _ S a l e s H e a d e r > - 
-         < O r d e r D a t e _ S a l e s H e a d e r C a p t i o n > O r d e r D a t e _ S a l e s H e a d e r C a p t i o n < / O r d e r D a t e _ S a l e s H e a d e r C a p t i o n > - 
-         < P a g e L b l > P a g e L b l < / P a g e L b l > - 
-         < P a y m e n t M e t h o d > P a y m e n t M e t h o d < / P a y m e n t M e t h o d > - 
-         < P a y m e n t M e t h o d L b l > P a y m e n t M e t h o d L b l < / P a y m e n t M e t h o d L b l > - 
-         < P a y m e n t T e r m s > P a y m e n t T e r m s < / P a y m e n t T e r m s > - 
-         < P a y m e n t T e r m s L b l > P a y m e n t T e r m s L b l < / P a y m e n t T e r m s L b l > - 
-         < Q u o t e V a l i d U n t i l D a t e _ S a l e s H e a d e r > Q u o t e V a l i d U n t i l D a t e _ S a l e s H e a d e r < / Q u o t e V a l i d U n t i l D a t e _ S a l e s H e a d e r > - 
-         < Q u o t e V a l i d U n t i l D a t e _ S a l e s H e a d e r C a p t i o n > Q u o t e V a l i d U n t i l D a t e _ S a l e s H e a d e r C a p t i o n < / Q u o t e V a l i d U n t i l D a t e _ S a l e s H e a d e r C a p t i o n > - 
-         < R e g i s t r a t i o n N o _ S a l e s H e a d e r > R e g i s t r a t i o n N o _ S a l e s H e a d e r < / R e g i s t r a t i o n N o _ S a l e s H e a d e r > - 
-         < R e g i s t r a t i o n N o _ S a l e s H e a d e r C a p t i o n > R e g i s t r a t i o n N o _ S a l e s H e a d e r C a p t i o n < / R e g i s t r a t i o n N o _ S a l e s H e a d e r C a p t i o n > - 
-         < R e q u e s t e d D e l i v e r y D a t e _ S a l e s H e a d e r > R e q u e s t e d D e l i v e r y D a t e _ S a l e s H e a d e r < / R e q u e s t e d D e l i v e r y D a t e _ S a l e s H e a d e r > - 
-         < R e q u e s t e d D e l i v e r y D a t e _ S a l e s H e a d e r C a p t i o n > R e q u e s t e d D e l i v e r y D a t e _ S a l e s H e a d e r C a p t i o n < / R e q u e s t e d D e l i v e r y D a t e _ S a l e s H e a d e r C a p t i o n > - 
-         < S a l e s p e r s o n L b l > S a l e s p e r s o n L b l < / S a l e s p e r s o n L b l > - 
-         < S h i p m e n t M e t h o d > S h i p m e n t M e t h o d < / S h i p m e n t M e t h o d > - 
-         < S h i p m e n t M e t h o d L b l > S h i p m e n t M e t h o d L b l < / S h i p m e n t M e t h o d L b l > - 
-         < S h i p T o A d d r 1 > S h i p T o A d d r 1 < / S h i p T o A d d r 1 > - 
-         < S h i p T o A d d r 2 > S h i p T o A d d r 2 < / S h i p T o A d d r 2 > - 
-         < S h i p T o A d d r 3 > S h i p T o A d d r 3 < / S h i p T o A d d r 3 > - 
-         < S h i p T o A d d r 4 > S h i p T o A d d r 4 < / S h i p T o A d d r 4 > - 
-         < S h i p T o A d d r 5 > S h i p T o A d d r 5 < / S h i p T o A d d r 5 > - 
-         < S h i p T o A d d r 6 > S h i p T o A d d r 6 < / S h i p T o A d d r 6 > - 
-         < S h i p T o L b l > S h i p T o L b l < / S h i p T o L b l > - 
-         < S u b t o t a l L b l > S u b t o t a l L b l < / S u b t o t a l L b l > - 
-         < T o t a l L b l > T o t a l L b l < / T o t a l L b l > - 
-         < U o M L b l > U o M L b l < / U o M L b l > - 
-         < V A T L b l > V A T L b l < / V A T L b l > - 
-         < V A T R e g i s t r a t i o n N o _ S a l e s H e a d e r > V A T R e g i s t r a t i o n N o _ S a l e s H e a d e r < / V A T R e g i s t r a t i o n N o _ S a l e s H e a d e r > - 
-         < V A T R e g i s t r a t i o n N o _ S a l e s H e a d e r C a p t i o n > V A T R e g i s t r a t i o n N o _ S a l e s H e a d e r C a p t i o n < / V A T R e g i s t r a t i o n N o _ S a l e s H e a d e r C a p t i o n > - 
-         < V e n d o r L b l > V e n d o r L b l < / V e n d o r L b l > - 
-         < Y o u r R e f e r e n c e _ S a l e s H e a d e r > Y o u r R e f e r e n c e _ S a l e s H e a d e r < / Y o u r R e f e r e n c e _ S a l e s H e a d e r > - 
-         < Y o u r R e f e r e n c e _ S a l e s H e a d e r C a p t i o n > Y o u r R e f e r e n c e _ S a l e s H e a d e r C a p t i o n < / Y o u r R e f e r e n c e _ S a l e s H e a d e r C a p t i o n > - 
-         < C o p y L o o p > - 
-             < C o p y N o > C o p y N o < / C o p y N o > - 
-             < S a l e s p e r s o n _ P u r c h a s e r > - 
-                 < E M a i l _ S a l e s p e r s o n P u r c h a s e r > E M a i l _ S a l e s p e r s o n P u r c h a s e r < / E M a i l _ S a l e s p e r s o n P u r c h a s e r > - 
-                 < N a m e _ S a l e s p e r s o n P u r c h a s e r > N a m e _ S a l e s p e r s o n P u r c h a s e r < / N a m e _ S a l e s p e r s o n P u r c h a s e r > - 
-                 < P h o n e N o _ S a l e s p e r s o n P u r c h a s e r > P h o n e N o _ S a l e s p e r s o n P u r c h a s e r < / P h o n e N o _ S a l e s p e r s o n P u r c h a s e r > - 
-             < / S a l e s p e r s o n _ P u r c h a s e r > - 
-             < S a l e s _ L i n e > - 
-                 < D e s c r i p t i o n _ S a l e s L i n e > D e s c r i p t i o n _ S a l e s L i n e < / D e s c r i p t i o n _ S a l e s L i n e > - 
-                 < D e s c r i p t i o n _ S a l e s L i n e C a p t i o n > D e s c r i p t i o n _ S a l e s L i n e C a p t i o n < / D e s c r i p t i o n _ S a l e s L i n e C a p t i o n > - 
-                 < F o r m a t t e d _ I n v D i s c o u n t A m o u n t _ S a l e s L i n e > F o r m a t t e d _ I n v D i s c o u n t A m o u n t _ S a l e s L i n e < / F o r m a t t e d _ I n v D i s c o u n t A m o u n t _ S a l e s L i n e > - 
-                 < F o r m a t t e d _ L i n e A m o u n t _ S a l e s L i n e > F o r m a t t e d _ L i n e A m o u n t _ S a l e s L i n e < / F o r m a t t e d _ L i n e A m o u n t _ S a l e s L i n e > - 
-                 < F o r m a t t e d _ U n i t P r i c e _ S a l e s L i n e > F o r m a t t e d _ U n i t P r i c e _ S a l e s L i n e < / F o r m a t t e d _ U n i t P r i c e _ S a l e s L i n e > - 
-                 < I n v D i s c o u n t A m o u n t _ S a l e s L i n e > I n v D i s c o u n t A m o u n t _ S a l e s L i n e < / I n v D i s c o u n t A m o u n t _ S a l e s L i n e > - 
-                 < I n v D i s c o u n t A m o u n t _ S a l e s L i n e C a p t i o n > I n v D i s c o u n t A m o u n t _ S a l e s L i n e C a p t i o n < / I n v D i s c o u n t A m o u n t _ S a l e s L i n e C a p t i o n > - 
-                 < L i n e A m o u n t _ S a l e s L i n e > L i n e A m o u n t _ S a l e s L i n e < / L i n e A m o u n t _ S a l e s L i n e > - 
-                 < L i n e A m o u n t _ S a l e s L i n e C a p t i o n > L i n e A m o u n t _ S a l e s L i n e C a p t i o n < / L i n e A m o u n t _ S a l e s L i n e C a p t i o n > - 
-                 < L i n e D i s c o u n t _ S a l e s L i n e > L i n e D i s c o u n t _ S a l e s L i n e < / L i n e D i s c o u n t _ S a l e s L i n e > - 
-                 < L i n e D i s c o u n t _ S a l e s L i n e C a p t i o n > L i n e D i s c o u n t _ S a l e s L i n e C a p t i o n < / L i n e D i s c o u n t _ S a l e s L i n e C a p t i o n > - 
-                 < L i n e N o _ S a l e s L i n e > L i n e N o _ S a l e s L i n e < / L i n e N o _ S a l e s L i n e > - 
-                 < N o _ S a l e s L i n e > N o _ S a l e s L i n e < / N o _ S a l e s L i n e > - 
-                 < N o _ S a l e s L i n e C a p t i o n > N o _ S a l e s L i n e C a p t i o n < / N o _ S a l e s L i n e C a p t i o n > - 
-                 < Q u a n t i t y _ S a l e s L i n e > Q u a n t i t y _ S a l e s L i n e < / Q u a n t i t y _ S a l e s L i n e > - 
-                 < Q u a n t i t y _ S a l e s L i n e C a p t i o n > Q u a n t i t y _ S a l e s L i n e C a p t i o n < / Q u a n t i t y _ S a l e s L i n e C a p t i o n > - 
-                 < T y p e _ S a l e s L i n e > T y p e _ S a l e s L i n e < / T y p e _ S a l e s L i n e > - 
-                 < U n i t o f M e a s u r e _ S a l e s L i n e > U n i t o f M e a s u r e _ S a l e s L i n e < / U n i t o f M e a s u r e _ S a l e s L i n e > - 
-                 < U n i t P r i c e _ S a l e s L i n e > U n i t P r i c e _ S a l e s L i n e < / U n i t P r i c e _ S a l e s L i n e > - 
-                 < U n i t P r i c e _ S a l e s L i n e C a p t i o n > U n i t P r i c e _ S a l e s L i n e C a p t i o n < / U n i t P r i c e _ S a l e s L i n e C a p t i o n > - 
-                 < V A T _ S a l e s L i n e > V A T _ S a l e s L i n e < / V A T _ S a l e s L i n e > - 
-                 < V A T _ S a l e s L i n e C a p t i o n > V A T _ S a l e s L i n e C a p t i o n < / V A T _ S a l e s L i n e C a p t i o n > - 
-             < / S a l e s _ L i n e > - 
-             < U s e r _ S e t u p > - 
-                 < E m p l o y e e > - 
-                     < C o m p a n y E M a i l _ E m p l o y e e > C o m p a n y E M a i l _ E m p l o y e e < / C o m p a n y E M a i l _ E m p l o y e e > - 
-                     < F u l l N a m e _ E m p l o y e e > F u l l N a m e _ E m p l o y e e < / F u l l N a m e _ E m p l o y e e > - 
-                     < P h o n e N o _ E m p l o y e e > P h o n e N o _ E m p l o y e e < / P h o n e N o _ E m p l o y e e > - 
-                 < / E m p l o y e e > - 
-             < / U s e r _ S e t u p > - 
-         < / C o p y L o o p > - 
-     < / S a l e s _ H e a d e r > - 
- < / N a v W o r d R e p o r t X m l P a r t > 
+<file path=customXml/item1.xml><?xml version="1.0" encoding="utf-8"?>
+<NavWordReportXmlPart xmlns="urn:microsoft-dynamics-nav/reports/Sales_Quote_CZL/31186/">
+  <BCReportInformation>
+    <ReportMetadata>
+      <ExtensionId>Extension ID</ExtensionId>
+      <ExtensionName>Extension Name</ExtensionName>
+      <ExtensionPublisher>Extension Publisher</ExtensionPublisher>
+      <ExtensionVersion>Extension Version</ExtensionVersion>
+      <ReportId>Report ID</ReportId>
+      <ReportName>Report Name</ReportName>
+      <AboutThisReportTitle>About This Report Title</AboutThisReportTitle>
+      <AboutThisReportText>About This Report Text</AboutThisReportText>
+      <ReportHelpLink>Report Help Link</ReportHelpLink>
+      <ReportCaption>Report Caption</ReportCaption>
+    </ReportMetadata>
+    <ReportRequest>
+      <TenantEntraId>Tenant Entra Id</TenantEntraId>
+      <EnvironmentName>Environment Name</EnvironmentName>
+      <EnvironmentType>Environment Type</EnvironmentType>
+      <CompanyName>Company Name</CompanyName>
+      <CompanyDisplayName>Company Display Name</CompanyDisplayName>
+      <CompanyId>Company ID</CompanyId>
+      <UserName>User Name</UserName>
+      <DateAndTime>Date and Time</DateAndTime>
+      <Language>Language</Language>
+      <FormatRegion>Format Region</FormatRegion>
+      <DateTimeValues>
+        <Year>Year</Year>
+        <MonthNumber>Month Number</MonthNumber>
+        <DayNumber>Day Number</DayNumber>
+        <Hour>Hour</Hour>
+        <Minute>Minute</Minute>
+      </DateTimeValues>
+    </ReportRequest>
+    <CompanyMetadata>
+      <CompanyName>Company Name</CompanyName>
+      <CompanyDisplayName>Company Display Name</CompanyDisplayName>
+      <CompanyAddressLines>
+        <CompanyAddressLine1>Company Address Line 1</CompanyAddressLine1>
+        <CompanyAddressLine2>Company Address Line 2</CompanyAddressLine2>
+        <CompanyAddressLine3>Company Address Line 3</CompanyAddressLine3>
+        <CompanyAddressLine4>Company Address Line 4</CompanyAddressLine4>
+        <CompanyAddressLine5>Company Address Line 5</CompanyAddressLine5>
+        <CompanyAddressLine6>Company Address Line 6</CompanyAddressLine6>
+        <CompanyAddressLine7>Company Address Line 7</CompanyAddressLine7>
+        <CompanyAddressLine8>Company Address Line 8</CompanyAddressLine8>
+      </CompanyAddressLines>
+      <CompanyPhone>Company Phone</CompanyPhone>
+      <CompanyPhoneCaption>Company Phone Caption</CompanyPhoneCaption>
+      <CompanyFaxNo>Company Fax No.</CompanyFaxNo>
+      <CompanyFaxNoCaption>Company Fax No. Caption</CompanyFaxNoCaption>
+      <CompanyEmail>Company Email</CompanyEmail>
+      <CompanyEmailCaption>Company Email Caption</CompanyEmailCaption>
+      <CompanyHomePage>Company Home Page</CompanyHomePage>
+      <CompanyHomePageCaption>Company Home Page Caption</CompanyHomePageCaption>
+      <CompanyLogo>Company Logo</CompanyLogo>
+      <CompanyVATRegistrationNo>Company VAT Registration No.</CompanyVATRegistrationNo>
+      <CompanyVATRegistrationNoCaption>Company VAT Registration No. Caption</CompanyVATRegistrationNoCaption>
+      <CompanyRegistrationNo>Company Registration No.</CompanyRegistrationNo>
+      <CompanyRegistrationNoCaption>Company Registration No. Caption</CompanyRegistrationNoCaption>
+      <CompanyBankName>Company Bank Name</CompanyBankName>
+      <CompanyBankNameCaption>Company Bank Name Caption</CompanyBankNameCaption>
+      <CompanyBankAccountNo>Company Bank Account No.</CompanyBankAccountNo>
+      <CompanyBankAccountNoCaption>Company Bank Account No. Caption</CompanyBankAccountNoCaption>
+      <CompanyBankBranchNo>Company Bank Branch No.</CompanyBankBranchNo>
+      <CompanyBankBranchNoCaption>Company Bank Branch No. Caption</CompanyBankBranchNoCaption>
+      <CompanyIBAN>Company IBAN</CompanyIBAN>
+      <CompanyIBANCaption>Company IBAN Caption</CompanyIBANCaption>
+      <CompanyBankSWIFT>Company Bank SWIFT</CompanyBankSWIFT>
+      <CompanyBankSWIFTCaption>Company Bank SWIFT Caption</CompanyBankSWIFTCaption>
+      <CompanyGiroNo>Company Giro No.</CompanyGiroNo>
+      <CompanyGiroNoCaption>Company Giro No. Caption</CompanyGiroNoCaption>
+    </CompanyMetadata>
+  </BCReportInformation>
+  <Company_Information>
+    <CompanyAddr1>CompanyAddr1</CompanyAddr1>
+    <CompanyAddr2>CompanyAddr2</CompanyAddr2>
+    <CompanyAddr3>CompanyAddr3</CompanyAddr3>
+    <CompanyAddr4>CompanyAddr4</CompanyAddr4>
+    <CompanyAddr5>CompanyAddr5</CompanyAddr5>
+    <CompanyAddr6>CompanyAddr6</CompanyAddr6>
+    <HomePage_CompanyInformation>HomePage_CompanyInformation</HomePage_CompanyInformation>
+    <Picture_CompanyInformation/>
+    <RegistrationNo_CompanyInformation>RegistrationNo_CompanyInformation</RegistrationNo_CompanyInformation>
+    <VATRegistrationNo_CompanyInformation>VATRegistrationNo_CompanyInformation</VATRegistrationNo_CompanyInformation>
+    <Sales__x0026__Receivables_Setup>
+      <LogoPositiononDocuments_SalesReceivablesSetup>LogoPositiononDocuments_SalesReceivablesSetup</LogoPositiononDocuments_SalesReceivablesSetup>
+      <General_Ledger_Setup>
+        <LCYCode_GeneralLedgerSetup>LCYCode_GeneralLedgerSetup</LCYCode_GeneralLedgerSetup>
+      </General_Ledger_Setup>
+    </Sales__x0026__Receivables_Setup>
+  </Company_Information>
+  <Sales_Header>
+    <AmountIncludingVAT_SalesHeader>AmountIncludingVAT_SalesHeader</AmountIncludingVAT_SalesHeader>
+    <AmountIncludingVAT_SalesHeaderCaption>AmountIncludingVAT_SalesHeaderCaption</AmountIncludingVAT_SalesHeaderCaption>
+    <Amount_SalesHeader>Amount_SalesHeader</Amount_SalesHeader>
+    <Amount_SalesHeaderCaption>Amount_SalesHeaderCaption</Amount_SalesHeaderCaption>
+    <BankAccountNo_SalesHeader>BankAccountNo_SalesHeader</BankAccountNo_SalesHeader>
+    <BankAccountNo_SalesHeaderCaption>BankAccountNo_SalesHeaderCaption</BankAccountNo_SalesHeaderCaption>
+    <BIC_SalesHeader>BIC_SalesHeader</BIC_SalesHeader>
+    <BIC_SalesHeaderCaption>BIC_SalesHeaderCaption</BIC_SalesHeaderCaption>
+    <BodyLbl>BodyLbl</BodyLbl>
+    <ClosingLbl>ClosingLbl</ClosingLbl>
+    <CompanyAddress1>CompanyAddress1</CompanyAddress1>
+    <CompanyAddress2>CompanyAddress2</CompanyAddress2>
+    <CompanyAddress3>CompanyAddress3</CompanyAddress3>
+    <CompanyAddress4>CompanyAddress4</CompanyAddress4>
+    <CompanyAddress5>CompanyAddress5</CompanyAddress5>
+    <CompanyAddress6>CompanyAddress6</CompanyAddress6>
+    <CopyLbl>CopyLbl</CopyLbl>
+    <CreatorLbl>CreatorLbl</CreatorLbl>
+    <CurrencyCode_SalesHeader>CurrencyCode_SalesHeader</CurrencyCode_SalesHeader>
+    <CustAddr1>CustAddr1</CustAddr1>
+    <CustAddr2>CustAddr2</CustAddr2>
+    <CustAddr3>CustAddr3</CustAddr3>
+    <CustAddr4>CustAddr4</CustAddr4>
+    <CustAddr5>CustAddr5</CustAddr5>
+    <CustAddr6>CustAddr6</CustAddr6>
+    <CustomerLbl>CustomerLbl</CustomerLbl>
+    <DiscPercentLbl>DiscPercentLbl</DiscPercentLbl>
+    <DocFooterText>DocFooterText</DocFooterText>
+    <DocumentLbl>DocumentLbl</DocumentLbl>
+    <DocumentNoLbl>DocumentNoLbl</DocumentNoLbl>
+    <Formatted_AmountIncludingVAT_SalesHeader>Formatted_AmountIncludingVAT_SalesHeader</Formatted_AmountIncludingVAT_SalesHeader>
+    <Formatted_Amount_SalesHeader>Formatted_Amount_SalesHeader</Formatted_Amount_SalesHeader>
+    <GreetingLbl>GreetingLbl</GreetingLbl>
+    <IBAN_SalesHeader>IBAN_SalesHeader</IBAN_SalesHeader>
+    <IBAN_SalesHeaderCaption>IBAN_SalesHeaderCaption</IBAN_SalesHeaderCaption>
+    <No_SalesHeader>No_SalesHeader</No_SalesHeader>
+    <OrderDate_SalesHeader>OrderDate_SalesHeader</OrderDate_SalesHeader>
+    <OrderDate_SalesHeaderCaption>OrderDate_SalesHeaderCaption</OrderDate_SalesHeaderCaption>
+    <PageLbl>PageLbl</PageLbl>
+    <PaymentMethod>PaymentMethod</PaymentMethod>
+    <PaymentMethodLbl>PaymentMethodLbl</PaymentMethodLbl>
+    <PaymentTerms>PaymentTerms</PaymentTerms>
+    <PaymentTermsLbl>PaymentTermsLbl</PaymentTermsLbl>
+    <QuoteValidUntilDate_SalesHeader>QuoteValidUntilDate_SalesHeader</QuoteValidUntilDate_SalesHeader>
+    <QuoteValidUntilDate_SalesHeaderCaption>QuoteValidUntilDate_SalesHeaderCaption</QuoteValidUntilDate_SalesHeaderCaption>
+    <RegistrationNo_SalesHeader>RegistrationNo_SalesHeader</RegistrationNo_SalesHeader>
+    <RegistrationNo_SalesHeaderCaption>RegistrationNo_SalesHeaderCaption</RegistrationNo_SalesHeaderCaption>
+    <RequestedDeliveryDate_SalesHeader>RequestedDeliveryDate_SalesHeader</RequestedDeliveryDate_SalesHeader>
+    <RequestedDeliveryDate_SalesHeaderCaption>RequestedDeliveryDate_SalesHeaderCaption</RequestedDeliveryDate_SalesHeaderCaption>
+    <SalespersonLbl>SalespersonLbl</SalespersonLbl>
+    <ShipmentMethod>ShipmentMethod</ShipmentMethod>
+    <ShipmentMethodLbl>ShipmentMethodLbl</ShipmentMethodLbl>
+    <ShipToAddr1>ShipToAddr1</ShipToAddr1>
+    <ShipToAddr2>ShipToAddr2</ShipToAddr2>
+    <ShipToAddr3>ShipToAddr3</ShipToAddr3>
+    <ShipToAddr4>ShipToAddr4</ShipToAddr4>
+    <ShipToAddr5>ShipToAddr5</ShipToAddr5>
+    <ShipToAddr6>ShipToAddr6</ShipToAddr6>
+    <ShipToLbl>ShipToLbl</ShipToLbl>
+    <SubtotalLbl>SubtotalLbl</SubtotalLbl>
+    <TotalLbl>TotalLbl</TotalLbl>
+    <UoMLbl>UoMLbl</UoMLbl>
+    <VATLbl>VATLbl</VATLbl>
+    <VATRegistrationNo_SalesHeader>VATRegistrationNo_SalesHeader</VATRegistrationNo_SalesHeader>
+    <VATRegistrationNo_SalesHeaderCaption>VATRegistrationNo_SalesHeaderCaption</VATRegistrationNo_SalesHeaderCaption>
+    <VendorLbl>VendorLbl</VendorLbl>
+    <YourReference_SalesHeader>YourReference_SalesHeader</YourReference_SalesHeader>
+    <YourReference_SalesHeaderCaption>YourReference_SalesHeaderCaption</YourReference_SalesHeaderCaption>
+    <CopyLoop>
+      <CopyNo>CopyNo</CopyNo>
+      <Salesperson_Purchaser>
+        <EMail_SalespersonPurchaser>EMail_SalespersonPurchaser</EMail_SalespersonPurchaser>
+        <Name_SalespersonPurchaser>Name_SalespersonPurchaser</Name_SalespersonPurchaser>
+        <PhoneNo_SalespersonPurchaser>PhoneNo_SalespersonPurchaser</PhoneNo_SalespersonPurchaser>
+      </Salesperson_Purchaser>
+      <Sales_Line>
+        <Description_SalesLine>Description_SalesLine</Description_SalesLine>
+        <Description_SalesLineCaption>Description_SalesLineCaption</Description_SalesLineCaption>
+        <Formatted_InvDiscountAmount_SalesLine>Formatted_InvDiscountAmount_SalesLine</Formatted_InvDiscountAmount_SalesLine>
+        <Formatted_LineAmount_SalesLine>Formatted_LineAmount_SalesLine</Formatted_LineAmount_SalesLine>
+        <Formatted_UnitPrice_SalesLine>Formatted_UnitPrice_SalesLine</Formatted_UnitPrice_SalesLine>
+        <InvDiscountAmount_SalesLine>InvDiscountAmount_SalesLine</InvDiscountAmount_SalesLine>
+        <InvDiscountAmount_SalesLineCaption>InvDiscountAmount_SalesLineCaption</InvDiscountAmount_SalesLineCaption>
+        <LineAmount_SalesLine>LineAmount_SalesLine</LineAmount_SalesLine>
+        <LineAmount_SalesLineCaption>LineAmount_SalesLineCaption</LineAmount_SalesLineCaption>
+        <LineDiscount_SalesLine>LineDiscount_SalesLine</LineDiscount_SalesLine>
+        <LineDiscount_SalesLineCaption>LineDiscount_SalesLineCaption</LineDiscount_SalesLineCaption>
+        <LineNo_SalesLine>LineNo_SalesLine</LineNo_SalesLine>
+        <No_SalesLine>No_SalesLine</No_SalesLine>
+        <No_SalesLineCaption>No_SalesLineCaption</No_SalesLineCaption>
+        <Quantity_SalesLine>Quantity_SalesLine</Quantity_SalesLine>
+        <Quantity_SalesLineCaption>Quantity_SalesLineCaption</Quantity_SalesLineCaption>
+        <Type_SalesLine>Type_SalesLine</Type_SalesLine>
+        <UnitofMeasure_SalesLine>UnitofMeasure_SalesLine</UnitofMeasure_SalesLine>
+        <UnitPrice_SalesLine>UnitPrice_SalesLine</UnitPrice_SalesLine>
+        <UnitPrice_SalesLineCaption>UnitPrice_SalesLineCaption</UnitPrice_SalesLineCaption>
+        <VAT_SalesLine>VAT_SalesLine</VAT_SalesLine>
+        <VAT_SalesLineCaption>VAT_SalesLineCaption</VAT_SalesLineCaption>
+      </Sales_Line>
+      <User_Setup>
+        <Employee>
+          <CompanyEMail_Employee>CompanyEMail_Employee</CompanyEMail_Employee>
+          <FullName_Employee>FullName_Employee</FullName_Employee>
+          <PhoneNo_Employee>PhoneNo_Employee</PhoneNo_Employee>
+        </Employee>
+      </User_Setup>
+    </CopyLoop>
+  </Sales_Header>
+</NavWordReportXmlPart>
 </file>
 
 <file path=customXml/item2.xml>��< ? x m l   v e r s i o n = " 1 . 0 "   e n c o d i n g = " u t f - 1 6 " ? > 